--- a/Robert_Heideman_Cover_Letter_PUSH.docx
+++ b/Robert_Heideman_Cover_Letter_PUSH.docx
@@ -122,7 +122,7 @@
         <w:spacing w:after="160"/>
       </w:pPr>
       <w:r>
-        <w:t>I've worked as a bike mechanic for 10 years. In 2020 I founded Heiden Cycle Works, where I design and build custom frames from carbon tubes and 3D-printed lugs, and build and maintain all kinds of bikes, from budget commuters to high-end race bikes. Since 2016 I've also been a travelling tour mechanic with Wide Open Road Cycling, keeping every bike on the tour safe and running, often from a mobile kit at the side of the road. Inspecting a bike, working out what it needs and getting it safely back on the road is what I do every day, whether it's a high-end machine or a well-loved donated bike. I'm comfortable running a workshop on my own and just as happy working out of a van at a skate park.</w:t>
+        <w:t>I've worked as a bike mechanic for more than 15 years, starting at The Ride Cycles in Kew in 2009. In 2020 I founded Heiden Cycle Works, where I design and build custom frames from carbon tubes and 3D-printed lugs, and build and maintain all kinds of bikes, from budget commuters to high-end race bikes. Since 2016 I've also been a travelling tour mechanic with Wide Open Road Cycling, keeping every bike on the tour safe and running, often from a mobile kit at the side of the road. Inspecting a bike, working out what it needs and getting it safely back on the road is what I do every day, whether it's a high-end machine or a well-loved donated bike. I'm comfortable running a workshop on my own and just as happy working out of a van at a skate park.</w:t>
       </w:r>
     </w:p>
     <w:p>

--- a/Robert_Heideman_Cover_Letter_PUSH.docx
+++ b/Robert_Heideman_Cover_Letter_PUSH.docx
@@ -54,7 +54,7 @@
         <w:rPr>
           <w:b w:val="0"/>
         </w:rPr>
-        <w:t>25 October 2026</w:t>
+        <w:t>26 October 2026</w:t>
       </w:r>
     </w:p>
     <w:p>
@@ -146,7 +146,7 @@
         <w:spacing w:after="160"/>
       </w:pPr>
       <w:r>
-        <w:t>I hold a current Queensland Blue Card (I've had a Working with Children Check for over 10 years), a current NDIS Worker Screening Check (Yellow Card) and a current Australian driver licence.</w:t>
+        <w:t>I hold a current Queensland Blue Card (I've had a Working with Children Check for over 10 years), a current NDIS Worker Screening Check (Yellow Card) and a current Australian driver licence. I can commit three days a week to PUSH! and could start from 22 November.</w:t>
       </w:r>
     </w:p>
     <w:p>

--- a/Robert_Heideman_Cover_Letter_PUSH.docx
+++ b/Robert_Heideman_Cover_Letter_PUSH.docx
@@ -65,7 +65,7 @@
         <w:rPr>
           <w:b w:val="0"/>
         </w:rPr>
-        <w:t>Hiring Team – PUSH! Program</w:t>
+        <w:t>Sarah White</w:t>
       </w:r>
     </w:p>
     <w:p>
@@ -106,7 +106,7 @@
         <w:spacing w:after="160"/>
       </w:pPr>
       <w:r>
-        <w:t>Dear PUSH! Hiring Team,</w:t>
+        <w:t>Dear Sarah,</w:t>
       </w:r>
     </w:p>
     <w:p>

--- a/Robert_Heideman_Cover_Letter_PUSH.docx
+++ b/Robert_Heideman_Cover_Letter_PUSH.docx
@@ -138,7 +138,7 @@
         <w:spacing w:after="160"/>
       </w:pPr>
       <w:r>
-        <w:t>I'm not a youth worker, but I really enjoy being around young people. For eight years I was the volunteer mechanic for Warrandyte High School's team on the Great Victorian Bike Ride, working alongside students and teachers to keep everyone riding. Whether it's showing someone how to tighten their first brake cable or helping them build a whole bike, I'd love to help young people feel capable and included. I'd also enjoy working with your youth development team to turn bike-building into fun, hands-on learning sessions.</w:t>
+        <w:t>I'm not a youth worker, but I really enjoy being around young people. Most recently, as a Senior Orthotist at Ability Made, my work focused on helping young people with disabilities achieve their goals and greater independence, and I mentored other clinicians. For eight years I was also the volunteer mechanic for Warrandyte High School's team on the Great Victorian Bike Ride, working alongside students and teachers to keep everyone riding. Whether it's showing someone how to tighten their first brake cable or helping them build a whole bike, I'd love to help young people feel capable and included. I'd also enjoy working with your youth development team to turn bike-building into fun, hands-on learning sessions.</w:t>
       </w:r>
     </w:p>
     <w:p>
@@ -146,7 +146,7 @@
         <w:spacing w:after="160"/>
       </w:pPr>
       <w:r>
-        <w:t>I hold a current Queensland Blue Card (I've had a Working with Children Check for over 10 years), a current NDIS Worker Screening Check (Yellow Card) and a current Australian driver licence. I can commit three days a week to PUSH! and could start from 22 November.</w:t>
+        <w:t>I hold a current Queensland Blue Card (I've had a Working with Children Check for over 10 years), a current NDIS Worker Screening Check (Yellow Card) and a current Australian driver licence. I'm looking for a part-time role and can commit three days a week to PUSH!, alongside a small orthotics practice I run one to two days a week. I could start from 22 November.</w:t>
       </w:r>
     </w:p>
     <w:p>

--- a/Robert_Heideman_Cover_Letter_PUSH.docx
+++ b/Robert_Heideman_Cover_Letter_PUSH.docx
@@ -76,6 +76,17 @@
         <w:rPr>
           <w:b w:val="0"/>
         </w:rPr>
+        <w:t>PUSH! Team Leader</w:t>
+      </w:r>
+    </w:p>
+    <w:p>
+      <w:pPr>
+        <w:spacing w:after="0"/>
+      </w:pPr>
+      <w:r>
+        <w:rPr>
+          <w:b w:val="0"/>
+        </w:rPr>
         <w:t>Younity Community Services Ltd</w:t>
       </w:r>
     </w:p>
@@ -103,7 +114,7 @@
     </w:p>
     <w:p>
       <w:pPr>
-        <w:spacing w:after="160"/>
+        <w:spacing w:after="120"/>
       </w:pPr>
       <w:r>
         <w:t>Dear Sarah,</w:t>
@@ -111,47 +122,47 @@
     </w:p>
     <w:p>
       <w:pPr>
-        <w:spacing w:after="160"/>
+        <w:spacing w:after="120"/>
       </w:pPr>
       <w:r>
-        <w:t>I'm excited to apply for the Bicycle Technician role with PUSH! Bikes have been a big part of my life for as long as I can remember, and so has sharing what I know about them. A program where young people build their own bike, learn real skills and ride away proud of what they've made is exactly the kind of work I'd love to be part of.</w:t>
+        <w:t>I'm excited to apply for the Bicycle Technician role with PUSH! Bikes have been a big part of my life since I was two, and so has sharing what I know about them. PUSH!'s results speak for themselves: more than 700 young people reached, and an independent evaluation showing gains in skills, emotional regulation and positive behaviour. Leading the technical side of a program where young people learn on the tools and ride away proud of what they've built is exactly the work I'd love to do.</w:t>
       </w:r>
     </w:p>
     <w:p>
       <w:pPr>
-        <w:spacing w:after="160"/>
+        <w:spacing w:after="120"/>
       </w:pPr>
       <w:r>
-        <w:t>I've worked as a bike mechanic for more than 15 years, starting at The Ride Cycles in Kew in 2009. In 2020 I founded Heiden Cycle Works, where I design and build custom frames from carbon tubes and 3D-printed lugs, and build and maintain all kinds of bikes, from budget commuters to high-end race bikes. Since 2016 I've also been a travelling tour mechanic with Wide Open Road Cycling, keeping every bike on the tour safe and running, often from a mobile kit at the side of the road. Inspecting a bike, working out what it needs and getting it safely back on the road is what I do every day, whether it's a high-end machine or a well-loved donated bike. I'm comfortable running a workshop on my own and just as happy working out of a van at a skate park.</w:t>
+        <w:t>I've worked as a bike mechanic for more than 15 years, starting in my local bike shop at 14 and then at The Ride Cycles in Kew. In 2020 I founded Heiden Cycle Works, where I design and build custom frames from carbon tubes and 3D-printed lugs, and build and maintain everything from budget commuters to high-end race bikes. Since 2016 I've also travelled each year as a tour mechanic with Wide Open Road Cycling in Europe, Japan and Australia, keeping every bike on tour running from a mobile kit. Wheel truing, brake and gear adjustment, drivetrain servicing, cable replacement and safety checks are my everyday work. I'm used to running a workshop on my own, fixed or mobile, with risk assessments, equipment checks and safe work practices built in.</w:t>
       </w:r>
     </w:p>
     <w:p>
       <w:pPr>
-        <w:spacing w:after="160"/>
+        <w:spacing w:after="120"/>
       </w:pPr>
       <w:r>
-        <w:t>My other career, ten years as a Prosthetist-Orthotist and technician, has made me a better teacher. As Senior Orthotic Technician at Queensland Orthotic Lab, I mentor and train junior and new technicians in a hands-on workshop, keep tools and equipment in good order, and break complex jobs into simple steps people can master. Clinical work has also taught me to explain technical things in plain, encouraging language to people of all ages and backgrounds, and to be patient while someone builds confidence in a new skill.</w:t>
+        <w:t>Most recently, as a Senior Orthotist at Ability Made, my work focused on helping young people with disabilities achieve their goals and greater independence, and I mentored other clinicians. That goal-focused way of working fits naturally with PUSH!'s strengths-based approach. Ten years in orthotics has taught me to explain technical things in plain, encouraging language and break big jobs into small steps, adjusting to each person's age and ability. I also spent eight years as the volunteer mechanic for Warrandyte High School's team on the Great Victorian Bike Ride. I'm not a youth worker, but I enjoy being around young people, and I'd love to lead the bike learning alongside your youth workers and cultural mentors, developing the mechanical content for First Gear, Top Gear, Workshop and Pop-Up sessions.</w:t>
       </w:r>
     </w:p>
     <w:p>
       <w:pPr>
-        <w:spacing w:after="160"/>
+        <w:spacing w:after="120"/>
       </w:pPr>
       <w:r>
-        <w:t>I'm not a youth worker, but I really enjoy being around young people. Most recently, as a Senior Orthotist at Ability Made, my work focused on helping young people with disabilities achieve their goals and greater independence, and I mentored other clinicians. For eight years I was also the volunteer mechanic for Warrandyte High School's team on the Great Victorian Bike Ride, working alongside students and teachers to keep everyone riding. Whether it's showing someone how to tighten their first brake cable or helping them build a whole bike, I'd love to help young people feel capable and included. I'd also enjoy working with your youth development team to turn bike-building into fun, hands-on learning sessions.</w:t>
+        <w:t>Running my own businesses has given me the organisational side of the role too: building relationships with referrers and community partners, managing parts and stock, and keeping accurate records and reports. I'd bring that to sourcing donor bikes and contributing to program reporting, and I'm always happy to help out at community events and BBQs.</w:t>
       </w:r>
     </w:p>
     <w:p>
       <w:pPr>
-        <w:spacing w:after="160"/>
+        <w:spacing w:after="120"/>
       </w:pPr>
       <w:r>
-        <w:t>I hold a current Queensland Blue Card (I've had a Working with Children Check for over 10 years), a current NDIS Worker Screening Check (Yellow Card) and a current Australian driver licence. I'm looking for a part-time role and can commit three days a week to PUSH!, alongside a small orthotics practice I run one to two days a week. I could start from 22 November.</w:t>
+        <w:t>I hold a current Queensland Blue Card (I've had a Working with Children Check for over 10 years), a current NDIS Worker Screening Check (Yellow Card) and a current driver licence, and I'm happy to drive the PUSH! van. I'm looking for a part-time role and can commit three days a week, alongside a small orthotics practice I run one to two days a week. I could start from 22 November.</w:t>
       </w:r>
     </w:p>
     <w:p>
       <w:pPr>
-        <w:spacing w:after="160"/>
+        <w:spacing w:after="120"/>
       </w:pPr>
       <w:r>
         <w:t>Thank you for considering my application. I'd welcome the chance to chat about how I could contribute to PUSH!, and I'd be happy to bring along one of my frames to show you what I build.</w:t>
@@ -194,7 +205,7 @@
     </w:p>
     <w:sectPr>
       <w:pgSz w:w="12240" w:h="15840"/>
-      <w:pgMar w:top="907" w:right="1247" w:bottom="907" w:left="1247" w:header="720" w:footer="720" w:gutter="0"/>
+      <w:pgMar w:top="737" w:right="1247" w:bottom="737" w:left="1247" w:header="720" w:footer="720" w:gutter="0"/>
       <w:cols w:space="720"/>
       <w:docGrid w:linePitch="360"/>
     </w:sectPr>
@@ -570,7 +581,7 @@
     </w:pPr>
     <w:rPr>
       <w:rFonts w:ascii="Calibri" w:hAnsi="Calibri" w:eastAsia="Calibri"/>
-      <w:sz w:val="21"/>
+      <w:sz w:val="20"/>
     </w:rPr>
   </w:style>
   <w:style w:type="paragraph" w:styleId="Header">

--- a/Robert_Heideman_Cover_Letter_PUSH.docx
+++ b/Robert_Heideman_Cover_Letter_PUSH.docx
@@ -125,7 +125,7 @@
         <w:spacing w:after="120"/>
       </w:pPr>
       <w:r>
-        <w:t>I'm excited to apply for the Bicycle Technician role with PUSH! Bikes have been a big part of my life since I was two, and so has sharing what I know about them. PUSH!'s results speak for themselves: more than 700 young people reached, and an independent evaluation showing gains in skills, emotional regulation and positive behaviour. Leading the technical side of a program where young people learn on the tools and ride away proud of what they've built is exactly the work I'd love to do.</w:t>
+        <w:t>I'm excited to apply for the Bicycle Technician role with PUSH! Bikes have been a big part of my life since I was two, and so has sharing what I know about them. A program where young people learn on the tools and ride away proud of what they've built is exactly the kind of work I'd love to be part of.</w:t>
       </w:r>
     </w:p>
     <w:p>
